--- a/fra/docx/013.content.docx
+++ b/fra/docx/013.content.docx
@@ -375,108 +375,72 @@
         </w:rPr>
         <w:t xml:space="preserve"> était une petite ville située dans la région de </w:t>
       </w:r>
-      <w:hyperlink r:id="rId14">
-        <w:r>
-          <w:rPr>
-            <w:lang w:val="fr_FR" w:bidi="fr_FR"/>
-          </w:rPr>
-          <w:rPr>
-            <w:color w:val="0000EE"/>
-            <w:u w:val="single"/>
-          </w:rPr>
-          <w:t>Galilée</w:t>
-        </w:r>
-      </w:hyperlink>
+      <w:r>
+        <w:rPr>
+          <w:lang w:val="fr_FR" w:bidi="fr_FR"/>
+        </w:rPr>
+        <w:t>Galilée</w:t>
+      </w:r>
       <w:r>
         <w:rPr>
           <w:lang w:val="fr_FR" w:bidi="fr_FR"/>
         </w:rPr>
         <w:t>, au nord d'</w:t>
       </w:r>
-      <w:hyperlink r:id="rId15">
-        <w:r>
-          <w:rPr>
-            <w:lang w:val="fr_FR" w:bidi="fr_FR"/>
-          </w:rPr>
-          <w:rPr>
-            <w:color w:val="0000EE"/>
-            <w:u w:val="single"/>
-          </w:rPr>
-          <w:t>Israël</w:t>
-        </w:r>
-      </w:hyperlink>
+      <w:r>
+        <w:rPr>
+          <w:lang w:val="fr_FR" w:bidi="fr_FR"/>
+        </w:rPr>
+        <w:t>Israël</w:t>
+      </w:r>
       <w:r>
         <w:rPr>
           <w:lang w:val="fr_FR" w:bidi="fr_FR"/>
         </w:rPr>
         <w:t xml:space="preserve">. La ville de Nazareth n'est pas mentionnée dans l'Ancien Testament. La première fois que l'on en entend parler est lorsqu'il est dit que </w:t>
       </w:r>
-      <w:hyperlink r:id="rId16">
-        <w:r>
-          <w:rPr>
-            <w:lang w:val="fr_FR" w:bidi="fr_FR"/>
-          </w:rPr>
-          <w:rPr>
-            <w:color w:val="0000EE"/>
-            <w:u w:val="single"/>
-          </w:rPr>
-          <w:t>Marie</w:t>
-        </w:r>
-      </w:hyperlink>
+      <w:r>
+        <w:rPr>
+          <w:lang w:val="fr_FR" w:bidi="fr_FR"/>
+        </w:rPr>
+        <w:t>Marie</w:t>
+      </w:r>
       <w:r>
         <w:rPr>
           <w:lang w:val="fr_FR" w:bidi="fr_FR"/>
         </w:rPr>
         <w:t xml:space="preserve"> et Joseph, les parents de Jésus, venaient de Nazareth. Jésus est né dans un village appelé </w:t>
       </w:r>
-      <w:hyperlink r:id="rId17">
-        <w:r>
-          <w:rPr>
-            <w:lang w:val="fr_FR" w:bidi="fr_FR"/>
-          </w:rPr>
-          <w:rPr>
-            <w:color w:val="0000EE"/>
-            <w:u w:val="single"/>
-          </w:rPr>
-          <w:t>Bethléhem</w:t>
-        </w:r>
-      </w:hyperlink>
+      <w:r>
+        <w:rPr>
+          <w:lang w:val="fr_FR" w:bidi="fr_FR"/>
+        </w:rPr>
+        <w:t>Bethléhem</w:t>
+      </w:r>
       <w:r>
         <w:rPr>
           <w:lang w:val="fr_FR" w:bidi="fr_FR"/>
         </w:rPr>
         <w:t xml:space="preserve">, en </w:t>
       </w:r>
-      <w:hyperlink r:id="rId18">
-        <w:r>
-          <w:rPr>
-            <w:lang w:val="fr_FR" w:bidi="fr_FR"/>
-          </w:rPr>
-          <w:rPr>
-            <w:color w:val="0000EE"/>
-            <w:u w:val="single"/>
-          </w:rPr>
-          <w:t>Judée</w:t>
-        </w:r>
-      </w:hyperlink>
+      <w:r>
+        <w:rPr>
+          <w:lang w:val="fr_FR" w:bidi="fr_FR"/>
+        </w:rPr>
+        <w:t>Judée</w:t>
+      </w:r>
       <w:r>
         <w:rPr>
           <w:lang w:val="fr_FR" w:bidi="fr_FR"/>
         </w:rPr>
         <w:t xml:space="preserve">. Mais quand il était encore enfant, Marie et Joseph sont allés vivre à Nazareth. C'est pourquoi Jésus a été appelé plus tard « Nazaréen », ce qui signifie habitant de Nazareth. Le mot « Nazaréen » n'était pas un compliment. </w:t>
       </w:r>
-      <w:hyperlink r:id="rId19">
-        <w:r>
-          <w:rPr>
-            <w:lang w:val="fr_FR" w:bidi="fr_FR"/>
-          </w:rPr>
-          <w:rPr>
-            <w:color w:val="0000EE"/>
-            <w:u w:val="single"/>
-          </w:rPr>
-          <w:t>Nazareth</w:t>
-        </w:r>
-      </w:hyperlink>
+      <w:r>
+        <w:rPr>
+          <w:lang w:val="fr_FR" w:bidi="fr_FR"/>
+        </w:rPr>
+        <w:t>Nazareth</w:t>
+      </w:r>
       <w:r>
         <w:rPr>
           <w:lang w:val="fr_FR" w:bidi="fr_FR"/>
@@ -541,7 +505,7 @@
           <w:lang w:val="fr_FR" w:bidi="fr_FR"/>
         </w:rPr>
       </w:r>
-      <w:hyperlink r:id="rId20">
+      <w:hyperlink r:id="rId14">
         <w:r>
           <w:rPr>
             <w:lang w:val="fr_FR" w:bidi="fr_FR"/>

--- a/fra/docx/013.content.docx
+++ b/fra/docx/013.content.docx
@@ -312,7 +312,7 @@
         <w:rPr>
           <w:lang w:val="fr_FR" w:bidi="fr_FR"/>
         </w:rPr>
-        <w:t xml:space="preserve"> (279620 KB)</w:t>
+        <w:t xml:space="preserve"> (273 KB)</w:t>
       </w:r>
       <w:r>
         <w:rPr>
@@ -521,7 +521,7 @@
         <w:rPr>
           <w:lang w:val="fr_FR" w:bidi="fr_FR"/>
         </w:rPr>
-        <w:t xml:space="preserve"> (467876 KB)</w:t>
+        <w:t xml:space="preserve"> (457 KB)</w:t>
       </w:r>
       <w:r>
         <w:rPr>

--- a/fra/docx/013.content.docx
+++ b/fra/docx/013.content.docx
@@ -375,72 +375,108 @@
         </w:rPr>
         <w:t xml:space="preserve"> était une petite ville située dans la région de </w:t>
       </w:r>
-      <w:r>
-        <w:rPr>
-          <w:lang w:val="fr_FR" w:bidi="fr_FR"/>
-        </w:rPr>
-        <w:t>Galilée</w:t>
-      </w:r>
+      <w:hyperlink r:id="rId14">
+        <w:r>
+          <w:rPr>
+            <w:lang w:val="fr_FR" w:bidi="fr_FR"/>
+          </w:rPr>
+          <w:rPr>
+            <w:color w:val="0000EE"/>
+            <w:u w:val="single"/>
+          </w:rPr>
+          <w:t>Galilée</w:t>
+        </w:r>
+      </w:hyperlink>
       <w:r>
         <w:rPr>
           <w:lang w:val="fr_FR" w:bidi="fr_FR"/>
         </w:rPr>
         <w:t>, au nord d'</w:t>
       </w:r>
-      <w:r>
-        <w:rPr>
-          <w:lang w:val="fr_FR" w:bidi="fr_FR"/>
-        </w:rPr>
-        <w:t>Israël</w:t>
-      </w:r>
+      <w:hyperlink r:id="rId15">
+        <w:r>
+          <w:rPr>
+            <w:lang w:val="fr_FR" w:bidi="fr_FR"/>
+          </w:rPr>
+          <w:rPr>
+            <w:color w:val="0000EE"/>
+            <w:u w:val="single"/>
+          </w:rPr>
+          <w:t>Israël</w:t>
+        </w:r>
+      </w:hyperlink>
       <w:r>
         <w:rPr>
           <w:lang w:val="fr_FR" w:bidi="fr_FR"/>
         </w:rPr>
         <w:t xml:space="preserve">. La ville de Nazareth n'est pas mentionnée dans l'Ancien Testament. La première fois que l'on en entend parler est lorsqu'il est dit que </w:t>
       </w:r>
-      <w:r>
-        <w:rPr>
-          <w:lang w:val="fr_FR" w:bidi="fr_FR"/>
-        </w:rPr>
-        <w:t>Marie</w:t>
-      </w:r>
+      <w:hyperlink r:id="rId16">
+        <w:r>
+          <w:rPr>
+            <w:lang w:val="fr_FR" w:bidi="fr_FR"/>
+          </w:rPr>
+          <w:rPr>
+            <w:color w:val="0000EE"/>
+            <w:u w:val="single"/>
+          </w:rPr>
+          <w:t>Marie</w:t>
+        </w:r>
+      </w:hyperlink>
       <w:r>
         <w:rPr>
           <w:lang w:val="fr_FR" w:bidi="fr_FR"/>
         </w:rPr>
         <w:t xml:space="preserve"> et Joseph, les parents de Jésus, venaient de Nazareth. Jésus est né dans un village appelé </w:t>
       </w:r>
-      <w:r>
-        <w:rPr>
-          <w:lang w:val="fr_FR" w:bidi="fr_FR"/>
-        </w:rPr>
-        <w:t>Bethléhem</w:t>
-      </w:r>
+      <w:hyperlink r:id="rId17">
+        <w:r>
+          <w:rPr>
+            <w:lang w:val="fr_FR" w:bidi="fr_FR"/>
+          </w:rPr>
+          <w:rPr>
+            <w:color w:val="0000EE"/>
+            <w:u w:val="single"/>
+          </w:rPr>
+          <w:t>Bethléhem</w:t>
+        </w:r>
+      </w:hyperlink>
       <w:r>
         <w:rPr>
           <w:lang w:val="fr_FR" w:bidi="fr_FR"/>
         </w:rPr>
         <w:t xml:space="preserve">, en </w:t>
       </w:r>
-      <w:r>
-        <w:rPr>
-          <w:lang w:val="fr_FR" w:bidi="fr_FR"/>
-        </w:rPr>
-        <w:t>Judée</w:t>
-      </w:r>
+      <w:hyperlink r:id="rId18">
+        <w:r>
+          <w:rPr>
+            <w:lang w:val="fr_FR" w:bidi="fr_FR"/>
+          </w:rPr>
+          <w:rPr>
+            <w:color w:val="0000EE"/>
+            <w:u w:val="single"/>
+          </w:rPr>
+          <w:t>Judée</w:t>
+        </w:r>
+      </w:hyperlink>
       <w:r>
         <w:rPr>
           <w:lang w:val="fr_FR" w:bidi="fr_FR"/>
         </w:rPr>
         <w:t xml:space="preserve">. Mais quand il était encore enfant, Marie et Joseph sont allés vivre à Nazareth. C'est pourquoi Jésus a été appelé plus tard « Nazaréen », ce qui signifie habitant de Nazareth. Le mot « Nazaréen » n'était pas un compliment. </w:t>
       </w:r>
-      <w:r>
-        <w:rPr>
-          <w:lang w:val="fr_FR" w:bidi="fr_FR"/>
-        </w:rPr>
-        <w:t>Nazareth</w:t>
-      </w:r>
+      <w:hyperlink r:id="rId19">
+        <w:r>
+          <w:rPr>
+            <w:lang w:val="fr_FR" w:bidi="fr_FR"/>
+          </w:rPr>
+          <w:rPr>
+            <w:color w:val="0000EE"/>
+            <w:u w:val="single"/>
+          </w:rPr>
+          <w:t>Nazareth</w:t>
+        </w:r>
+      </w:hyperlink>
       <w:r>
         <w:rPr>
           <w:lang w:val="fr_FR" w:bidi="fr_FR"/>
@@ -505,7 +541,7 @@
           <w:lang w:val="fr_FR" w:bidi="fr_FR"/>
         </w:rPr>
       </w:r>
-      <w:hyperlink r:id="rId14">
+      <w:hyperlink r:id="rId20">
         <w:r>
           <w:rPr>
             <w:lang w:val="fr_FR" w:bidi="fr_FR"/>
